--- a/SecureDocs-Project-Guide.docx
+++ b/SecureDocs-Project-Guide.docx
@@ -1947,7 +1947,7 @@
           <w:sz w:val="21"/>
           <w:szCs w:val="21"/>
         </w:rPr>
-        <w:t xml:space="preserve">Many teams will demonstrate secure storage. Far fewer will demonstrate a system that refuses to do something unsafe. Our redaction feature will not release a scanned photograph or a PDF, because it cannot remove a name from those formats with complete confidence. It returns a refusal instead. That refusal is the feature, not a gap. A system that quietly hands over a victim's name while appearing to protect it is worse than one that admits what it cannot do.</w:t>
+        <w:t xml:space="preserve">Many teams will demonstrate secure storage. Far fewer will demonstrate a system that refuses to do something unsafe. Our redaction removes identities from text files and from PDFs, and it refuses outright to release a scanned photograph, because in a photograph it can read the words but cannot tell where on the page they sit. It returns a refusal rather than a guess. That refusal is the feature, not a gap. A system that quietly hands over a victim's name while appearing to protect it is worse than one that admits what it cannot do.</w:t>
       </w:r>
     </w:p>
     <w:p>
@@ -10110,7 +10110,7 @@
                 <w:sz w:val="19"/>
                 <w:szCs w:val="19"/>
               </w:rPr>
-              <w:t xml:space="preserve">We rejected drawing black boxes over PDF text. That is the classic failure: the text is still underneath and a judge will find it by copy-pasting out of your file. Rather than implement it ninety percent correctly, the system refuses PDFs and images and says so.</w:t>
+              <w:t xml:space="preserve">We rejected drawing black boxes over the text in the original PDF. That is the classic failure: the words stay underneath and a judge finds them by copy-pasting. Instead each page is rendered to a picture, the identified areas are painted out, and the document is rebuilt from those pictures - so the released file has no text layer at all and there is nothing left to copy. Photographs still refuse, because there we can read the words but not locate them.</w:t>
             </w:r>
           </w:p>
         </w:tc>
@@ -13280,7 +13280,7 @@
                 <w:sz w:val="19"/>
                 <w:szCs w:val="19"/>
               </w:rPr>
-              <w:t xml:space="preserve">Refuse</w:t>
+              <w:t xml:space="preserve">Render the page, paint out the identities, rebuild the file from pictures</w:t>
             </w:r>
           </w:p>
         </w:tc>
@@ -13306,7 +13306,7 @@
                 <w:sz w:val="19"/>
                 <w:szCs w:val="19"/>
               </w:rPr>
-              <w:t xml:space="preserve">Draw black boxes over the text</w:t>
+              <w:t xml:space="preserve">Draw black boxes over the original text</w:t>
             </w:r>
           </w:p>
         </w:tc>
@@ -13332,7 +13332,7 @@
                 <w:sz w:val="19"/>
                 <w:szCs w:val="19"/>
               </w:rPr>
-              <w:t xml:space="preserve">The text stays underneath a black box. A judge finds it by copy-pasting. A refusal is safe; a false success is not.</w:t>
+              <w:t xml:space="preserve">A box drawn over live text leaves the words underneath, and a judge finds them by copy-pasting. Rebuilding from pictures leaves no text layer at all, so there is nothing to recover.</w:t>
             </w:r>
           </w:p>
         </w:tc>
@@ -14915,7 +14915,7 @@
                 <w:sz w:val="19"/>
                 <w:szCs w:val="19"/>
               </w:rPr>
-              <w:t xml:space="preserve">Built for text; refuses images and PDFs</w:t>
+              <w:t xml:space="preserve">Built for text and PDF; refuses images</w:t>
             </w:r>
           </w:p>
         </w:tc>
@@ -14941,7 +14941,7 @@
                 <w:sz w:val="19"/>
                 <w:szCs w:val="19"/>
               </w:rPr>
-              <w:t xml:space="preserve">It removes text completely, or it refuses. It never half-redacts</w:t>
+              <w:t xml:space="preserve">The released PDF is rebuilt from pictures, so it has no text layer to copy from. It never half-redacts</w:t>
             </w:r>
           </w:p>
         </w:tc>
@@ -17355,7 +17355,7 @@
                 <w:sz w:val="19"/>
                 <w:szCs w:val="19"/>
               </w:rPr>
-              <w:t xml:space="preserve">Why can it not redact a PDF?</w:t>
+              <w:t xml:space="preserve">How do you know the PDF redaction is real?</w:t>
             </w:r>
           </w:p>
         </w:tc>
@@ -17381,7 +17381,7 @@
                 <w:sz w:val="19"/>
                 <w:szCs w:val="19"/>
               </w:rPr>
-              <w:t xml:space="preserve">Because doing it properly means removing the text from inside the file, not covering it. A black box with live text underneath is the classic failure and a judge would find it by copy-pasting. We would rather refuse than hand over something that looks safe and is not.</w:t>
+              <w:t xml:space="preserve">Copy-paste from the released file and you get nothing, because there is no text in it at all. Each page is rendered to a picture, the identities are painted out, and the document is rebuilt from those pictures. The usual failure - a black box with the words still live underneath - cannot happen here, because there is no text layer left to hide anything in.</w:t>
             </w:r>
           </w:p>
         </w:tc>
